--- a/tillsyn/A 5084-2020 tillsynsbegäran.docx
+++ b/tillsyn/A 5084-2020 tillsynsbegäran.docx
@@ -271,7 +271,7 @@
     <w:r>
       <w:tab/>
       <w:tab/>
-      <w:t>2025-06-30</w:t>
+      <w:t>2025-07-01</w:t>
       <w:br/>
       <w:br/>
     </w:r>

--- a/tillsyn/A 5084-2020 tillsynsbegäran.docx
+++ b/tillsyn/A 5084-2020 tillsynsbegäran.docx
@@ -271,7 +271,7 @@
     <w:r>
       <w:tab/>
       <w:tab/>
-      <w:t>2025-07-01</w:t>
+      <w:t>2025-07-02</w:t>
       <w:br/>
       <w:br/>
     </w:r>

--- a/tillsyn/A 5084-2020 tillsynsbegäran.docx
+++ b/tillsyn/A 5084-2020 tillsynsbegäran.docx
@@ -271,7 +271,7 @@
     <w:r>
       <w:tab/>
       <w:tab/>
-      <w:t>2025-07-02</w:t>
+      <w:t>2025-07-03</w:t>
       <w:br/>
       <w:br/>
     </w:r>

--- a/tillsyn/A 5084-2020 tillsynsbegäran.docx
+++ b/tillsyn/A 5084-2020 tillsynsbegäran.docx
@@ -271,7 +271,7 @@
     <w:r>
       <w:tab/>
       <w:tab/>
-      <w:t>2025-07-03</w:t>
+      <w:t>2025-07-04</w:t>
       <w:br/>
       <w:br/>
     </w:r>

--- a/tillsyn/A 5084-2020 tillsynsbegäran.docx
+++ b/tillsyn/A 5084-2020 tillsynsbegäran.docx
@@ -271,7 +271,7 @@
     <w:r>
       <w:tab/>
       <w:tab/>
-      <w:t>2025-07-04</w:t>
+      <w:t>2025-07-05</w:t>
       <w:br/>
       <w:br/>
     </w:r>

--- a/tillsyn/A 5084-2020 tillsynsbegäran.docx
+++ b/tillsyn/A 5084-2020 tillsynsbegäran.docx
@@ -271,7 +271,7 @@
     <w:r>
       <w:tab/>
       <w:tab/>
-      <w:t>2025-07-05</w:t>
+      <w:t>2025-07-06</w:t>
       <w:br/>
       <w:br/>
     </w:r>

--- a/tillsyn/A 5084-2020 tillsynsbegäran.docx
+++ b/tillsyn/A 5084-2020 tillsynsbegäran.docx
@@ -271,7 +271,7 @@
     <w:r>
       <w:tab/>
       <w:tab/>
-      <w:t>2025-07-06</w:t>
+      <w:t>2025-07-07</w:t>
       <w:br/>
       <w:br/>
     </w:r>

--- a/tillsyn/A 5084-2020 tillsynsbegäran.docx
+++ b/tillsyn/A 5084-2020 tillsynsbegäran.docx
@@ -271,7 +271,7 @@
     <w:r>
       <w:tab/>
       <w:tab/>
-      <w:t>2025-07-07</w:t>
+      <w:t>2025-07-08</w:t>
       <w:br/>
       <w:br/>
     </w:r>

--- a/tillsyn/A 5084-2020 tillsynsbegäran.docx
+++ b/tillsyn/A 5084-2020 tillsynsbegäran.docx
@@ -271,7 +271,7 @@
     <w:r>
       <w:tab/>
       <w:tab/>
-      <w:t>2025-07-08</w:t>
+      <w:t>2025-07-09</w:t>
       <w:br/>
       <w:br/>
     </w:r>

--- a/tillsyn/A 5084-2020 tillsynsbegäran.docx
+++ b/tillsyn/A 5084-2020 tillsynsbegäran.docx
@@ -271,7 +271,7 @@
     <w:r>
       <w:tab/>
       <w:tab/>
-      <w:t>2025-07-09</w:t>
+      <w:t>2025-07-11</w:t>
       <w:br/>
       <w:br/>
     </w:r>

--- a/tillsyn/A 5084-2020 tillsynsbegäran.docx
+++ b/tillsyn/A 5084-2020 tillsynsbegäran.docx
@@ -271,7 +271,7 @@
     <w:r>
       <w:tab/>
       <w:tab/>
-      <w:t>2025-07-11</w:t>
+      <w:t>2025-07-12</w:t>
       <w:br/>
       <w:br/>
     </w:r>

--- a/tillsyn/A 5084-2020 tillsynsbegäran.docx
+++ b/tillsyn/A 5084-2020 tillsynsbegäran.docx
@@ -271,7 +271,7 @@
     <w:r>
       <w:tab/>
       <w:tab/>
-      <w:t>2025-07-12</w:t>
+      <w:t>2025-07-13</w:t>
       <w:br/>
       <w:br/>
     </w:r>

--- a/tillsyn/A 5084-2020 tillsynsbegäran.docx
+++ b/tillsyn/A 5084-2020 tillsynsbegäran.docx
@@ -271,7 +271,7 @@
     <w:r>
       <w:tab/>
       <w:tab/>
-      <w:t>2025-07-13</w:t>
+      <w:t>2025-07-14</w:t>
       <w:br/>
       <w:br/>
     </w:r>

--- a/tillsyn/A 5084-2020 tillsynsbegäran.docx
+++ b/tillsyn/A 5084-2020 tillsynsbegäran.docx
@@ -271,7 +271,7 @@
     <w:r>
       <w:tab/>
       <w:tab/>
-      <w:t>2025-08-06</w:t>
+      <w:t>2025-08-09</w:t>
       <w:br/>
       <w:br/>
     </w:r>
